--- a/module-1/crippen-assignment1_2.docx
+++ b/module-1/crippen-assignment1_2.docx
@@ -107,6 +107,75 @@
         <w:jc w:val="center"/>
       </w:pPr>
       <w:r>
+        <w:rPr>
+          <w:noProof/>
+        </w:rPr>
+        <w:drawing>
+          <wp:inline distT="0" distB="0" distL="0" distR="0" wp14:anchorId="15304D8D" wp14:editId="54CEB365">
+            <wp:extent cx="5824105" cy="3076575"/>
+            <wp:effectExtent l="0" t="0" r="5715" b="0"/>
+            <wp:docPr id="2098145839" name="Picture 1"/>
+            <wp:cNvGraphicFramePr>
+              <a:graphicFrameLocks xmlns:a="http://schemas.openxmlformats.org/drawingml/2006/main" noChangeAspect="1"/>
+            </wp:cNvGraphicFramePr>
+            <a:graphic xmlns:a="http://schemas.openxmlformats.org/drawingml/2006/main">
+              <a:graphicData uri="http://schemas.openxmlformats.org/drawingml/2006/picture">
+                <pic:pic xmlns:pic="http://schemas.openxmlformats.org/drawingml/2006/picture">
+                  <pic:nvPicPr>
+                    <pic:cNvPr id="2098145839" name=""/>
+                    <pic:cNvPicPr/>
+                  </pic:nvPicPr>
+                  <pic:blipFill rotWithShape="1">
+                    <a:blip r:embed="rId7"/>
+                    <a:srcRect l="50278" r="556" b="53827"/>
+                    <a:stretch>
+                      <a:fillRect/>
+                    </a:stretch>
+                  </pic:blipFill>
+                  <pic:spPr bwMode="auto">
+                    <a:xfrm>
+                      <a:off x="0" y="0"/>
+                      <a:ext cx="5832193" cy="3080847"/>
+                    </a:xfrm>
+                    <a:prstGeom prst="rect">
+                      <a:avLst/>
+                    </a:prstGeom>
+                    <a:ln>
+                      <a:noFill/>
+                    </a:ln>
+                    <a:extLst>
+                      <a:ext uri="{53640926-AAD7-44D8-BBD7-CCE9431645EC}">
+                        <a14:shadowObscured xmlns:a14="http://schemas.microsoft.com/office/drawing/2010/main"/>
+                      </a:ext>
+                    </a:extLst>
+                  </pic:spPr>
+                </pic:pic>
+              </a:graphicData>
+            </a:graphic>
+          </wp:inline>
+        </w:drawing>
+      </w:r>
+    </w:p>
+    <w:p>
+      <w:pPr>
+        <w:jc w:val="center"/>
+      </w:pPr>
+    </w:p>
+    <w:p>
+      <w:pPr>
+        <w:jc w:val="center"/>
+      </w:pPr>
+    </w:p>
+    <w:p>
+      <w:pPr>
+        <w:jc w:val="center"/>
+      </w:pPr>
+    </w:p>
+    <w:p>
+      <w:pPr>
+        <w:jc w:val="center"/>
+      </w:pPr>
+      <w:r>
         <w:t xml:space="preserve">Screenshot of </w:t>
       </w:r>
       <w:r>
@@ -143,7 +212,7 @@
                     <pic:cNvPicPr/>
                   </pic:nvPicPr>
                   <pic:blipFill rotWithShape="1">
-                    <a:blip r:embed="rId7"/>
+                    <a:blip r:embed="rId8"/>
                     <a:srcRect t="63209" r="68472" b="4198"/>
                     <a:stretch>
                       <a:fillRect/>
@@ -174,7 +243,7 @@
       </w:r>
     </w:p>
     <w:sectPr>
-      <w:headerReference w:type="default" r:id="rId8"/>
+      <w:headerReference w:type="default" r:id="rId9"/>
       <w:pgSz w:w="12240" w:h="15840"/>
       <w:pgMar w:top="720" w:right="720" w:bottom="720" w:left="720" w:header="720" w:footer="720" w:gutter="0"/>
       <w:cols w:space="720"/>
